--- a/zaini_case_audit_output/outputs/word/documents/070_لائحة المدعي بتفصيل مبلغ الحكم الابتدائي ـ 01-02-1445.docx
+++ b/zaini_case_audit_output/outputs/word/documents/070_لائحة المدعي بتفصيل مبلغ الحكم الابتدائي ـ 01-02-1445.docx
@@ -95,7 +95,7 @@
         <w:br/>
         <w:t>| :-: |</w:t>
         <w:br/>
-        <w:t>| ()[**1 Page**] |</w:t>
+        <w:t>| [**Page 1**]() |</w:t>
       </w:r>
     </w:p>
     <w:p>
@@ -255,7 +255,7 @@
         <w:br/>
         <w:t>| :-: |</w:t>
         <w:br/>
-        <w:t>| ()[**2 Page**] |</w:t>
+        <w:t>| [**Page 2**]() |</w:t>
       </w:r>
     </w:p>
     <w:p>
@@ -415,7 +415,7 @@
         <w:br/>
         <w:t>| :-: |</w:t>
         <w:br/>
-        <w:t>| ()[**3 Page**] |</w:t>
+        <w:t>| [**Page 3**]() |</w:t>
       </w:r>
     </w:p>
     <w:p>
@@ -575,7 +575,7 @@
         <w:br/>
         <w:t>| :-: |</w:t>
         <w:br/>
-        <w:t>| ()[**4 Page**] |</w:t>
+        <w:t>| [**Page 4**]() |</w:t>
       </w:r>
     </w:p>
     <w:p>
@@ -735,7 +735,7 @@
         <w:br/>
         <w:t>| :-: |</w:t>
         <w:br/>
-        <w:t>| ()[**5 Page**] |</w:t>
+        <w:t>| [**Page 5**]() |</w:t>
       </w:r>
     </w:p>
     <w:p>
@@ -895,7 +895,7 @@
         <w:br/>
         <w:t>| :-: |</w:t>
         <w:br/>
-        <w:t>| ()[**6 Page**] |</w:t>
+        <w:t>| [**Page 6**]() |</w:t>
       </w:r>
     </w:p>
     <w:p>
@@ -1055,7 +1055,7 @@
         <w:br/>
         <w:t>| :-: |</w:t>
         <w:br/>
-        <w:t>| ()[**7 Page**] |</w:t>
+        <w:t>| [**Page 7**]() |</w:t>
       </w:r>
     </w:p>
     <w:p>
@@ -1068,7 +1068,7 @@
           <w:b w:val="0"/>
           <w:i w:val="0"/>
         </w:rPr>
-        <w:t>**΍ϟΣ˰ϣΩ;3#&amp;Ϳ;3#&amp;ϭΣ˰Ωϩ;3#&amp;ϭ΍ϟλ˰ϼΓ;3#&amp;ϭ΍ϟγ˰ϼϡ;3#&amp;ϋϠκ;3#&amp;ϣϥ;3#&amp;ϻ;3#&amp;ϧΑ˰ς;3#&amp;Αό˰Ωϩ;3#&amp;ˬ;3#&amp;;3#&amp;;3#&amp;;3#&amp;;3#&amp;;3#&amp;;3#&amp;;3#&amp;;3#&amp;;3#&amp;;3#&amp;;3#&amp;;3#&amp;;3#&amp;;3#&amp;;3#&amp;ϭΑ˰ό˰Ω**</w:t>
+        <w:t>**Ω˰ό˰Αϭ&amp;#3;&amp;#3;&amp;#3;&amp;#3;&amp;#3;&amp;#3;&amp;#3;&amp;#3;&amp;#3;&amp;#3;&amp;#3;&amp;#3;&amp;#3;&amp;#3;&amp;#3;&amp;#3;ˬ&amp;#3;ϩΩ˰όΑ&amp;#3;ς˰Αϧ&amp;#3;ϻ&amp;#3;ϥϣ&amp;#3;κϠϋ&amp;#3;ϡϼ˰γϟ΍ϭ&amp;#3;Γϼ˰λϟ΍ϭ&amp;#3;ϩΩ˰Σϭ&amp;#3;Ϳ&amp;#3;Ωϣ˰Σϟ΍**</w:t>
       </w:r>
     </w:p>
     <w:p>
@@ -1081,7 +1081,7 @@
           <w:b w:val="0"/>
           <w:i w:val="0"/>
         </w:rPr>
-        <w:t>**Ύϣϥ;3#&amp;Χϼϝ;3#&amp;΍ϟΧΩϣΎΕ;3#&amp;΍ΣϟϛΗέϭϧϳΔ;3#&amp;ϟϭί΍έΓ;3#&amp;΍ϟόΩϝˬ;3#&amp;Ηϡ;3#&amp;·λΩ΍έ;3#&amp;ϭϛΎϟΔ;3#&amp;·ϟϛΗέϭϧϳΎ˱;3#&amp;έϗϡ;3#&amp;˾˾˽̂́˻˾˽˽;3#&amp;ϟϠϣϭϛϝ**</w:t>
+        <w:t>**ϝϛϭϣϠϟ&amp;#3;˽˽˾˻́̂˽˾˾&amp;#3;ϡϗέ&amp;#3;˱ΎϳϧϭέΗϛϟ·&amp;#3;ΔϟΎϛϭ&amp;#3;έ΍Ωλ·&amp;#3;ϡΗ&amp;#3;ˬϝΩόϟ΍&amp;#3;Γέ΍ίϭϟ&amp;#3;ΔϳϧϭέΗϛϟΣ΍&amp;#3;ΕΎϣΩΧϟ΍&amp;#3;ϝϼΧ&amp;#3;ϥϣΎ**</w:t>
       </w:r>
     </w:p>
     <w:p>
@@ -1094,7 +1094,7 @@
           <w:b w:val="0"/>
           <w:i w:val="0"/>
         </w:rPr>
-        <w:t>**ϋΩϧΎϥ;3#&amp;΍ΣϣΩ;3#&amp;ϋΑΎα;3#&amp;ίϳϧς;3#&amp;γόϭΩρ;3#&amp;΍ϟΟϧγϳΔ;3#&amp;ΑϣϭΟΏ;3#&amp;γΟϝ;3#&amp;ϣΩϧς;3#&amp;έϗϡ;3#&amp;˼˼̀˻̂˹̀˺˹˺**</w:t>
+        <w:t>**˺˹˺̀˹̂˻̀˼˼&amp;#3;ϡϗέ&amp;#3;ςϧΩϣ&amp;#3;ϝΟγ&amp;#3;ΏΟϭϣΑ&amp;#3;ΔϳγϧΟϟ΍&amp;#3;ρΩϭόγ&amp;#3;ςϧϳί&amp;#3;αΎΑϋ&amp;#3;ΩϣΣ΍&amp;#3;ϥΎϧΩϋ**</w:t>
       </w:r>
     </w:p>
     <w:p>
@@ -1107,7 +1107,7 @@
           <w:b w:val="0"/>
           <w:i w:val="0"/>
         </w:rPr>
-        <w:t>**ϭϗ˰Ω;3#&amp;Η˰ϡ;3#&amp;΍ϻϗ˰έ΍έ;3#&amp;ΑΗ˰ϭϛ˰ϳ˰ϝ**</w:t>
+        <w:t>**ϝ˰ϳ˰ϛϭ˰ΗΑ&amp;#3;έ΍έ˰ϗϻ΍&amp;#3;ϡ˰Η&amp;#3;Ω˰ϗϭ**</w:t>
       </w:r>
     </w:p>
     <w:p>
@@ -1120,7 +1120,7 @@
           <w:b w:val="0"/>
           <w:i w:val="0"/>
         </w:rPr>
-        <w:t>**˺;16#&amp;;3#&amp;ϣΣϣΩ;3#&amp;Ύϭ΍ί;3#&amp;Αϥ;3#&amp;ϣϧϳέ;3#&amp;΍ϟΛόϠς;3#&amp;γόϭΩρ;3#&amp;΍ϟΟϧγϳΔ;3#&amp;ΑϣϭΟΏ;3#&amp;γΟϝ;3#&amp;ϣΩϧς;3#&amp;έϗϡ;3#&amp;́̀˻́˹̂́̂˹˺;3#&amp;ΣΫϳυΔ;3#&amp;έϗϡ;3#&amp;˺˾˹̂́˺**</w:t>
+        <w:t>**˺́̂˹˾˺&amp;#3;ϡϗέ&amp;#3;ΔυϳΫΣ&amp;#3;˺˹̂́̂˹́˻̀́&amp;#3;ϡϗέ&amp;#3;ςϧΩϣ&amp;#3;ϝΟγ&amp;#3;ΏΟϭϣΑ&amp;#3;ΔϳγϧΟϟ΍&amp;#3;ρΩϭόγ&amp;#3;ςϠόΛϟ΍&amp;#3;έϳϧϣ&amp;#3;ϥΑ&amp;#3;ί΍ϭΎ&amp;#3;ΩϣΣϣ&amp;#3;&amp;#16;˺**</w:t>
       </w:r>
     </w:p>
     <w:p>
@@ -1133,7 +1133,7 @@
           <w:b w:val="0"/>
           <w:i w:val="0"/>
         </w:rPr>
-        <w:t>**ΎϳϣΎ;3#&amp;ϳΧι;3#&amp;@΍ϟϣρΎϟΑΎΕ;3#&amp;ϭ΍ϟϣΣΎϛϡ&lt;\;3#&amp;ϭΫϟϙ;3#&amp;Ύς;3#&amp;΍ϟϣρΎϟΑΔ;3#&amp;ϭ·ϗΎϣΔ;3#&amp;΍ϟΩϋΎϭϯ;3#&amp;;16#&amp;;3#&amp;΍ϟϣέ΍ΎόΔ;3#&amp;ϭ;3#&amp;΍ϟϣΩ΍ΎόΔ;3#&amp;;16#&amp;;3#&amp;γϣΎω;3#&amp;΍ϟΩϋΎϭϯ;3#&amp;ϭ΍ϟέΩ;3#&amp;ϋϠϳϬΎ**</w:t>
+        <w:t>**ΎϬϳϠϋ&amp;#3;Ωέϟ΍ϭ&amp;#3;ϯϭΎϋΩϟ΍&amp;#3;ωΎϣγ&amp;#3;&amp;#16;&amp;#3;ΔόΎ΍Ωϣϟ΍&amp;#3;ϭ&amp;#3;ΔόΎ΍έϣϟ΍&amp;#3;&amp;#16;&amp;#3;ϯϭΎϋΩϟ΍&amp;#3;ΔϣΎϗ·ϭ&amp;#3;ΔΑϟΎρϣϟ΍&amp;#3;ςΎ&amp;#3;ϙϟΫϭ&amp;#3;\&gt;ϡϛΎΣϣϟ΍ϭ&amp;#3;ΕΎΑϟΎρϣϟ΍@&amp;#3;ιΧϳ&amp;#3;ΎϣϳΎ**</w:t>
       </w:r>
     </w:p>
     <w:p>
@@ -1146,7 +1146,7 @@
           <w:b w:val="0"/>
           <w:i w:val="0"/>
         </w:rPr>
-        <w:t>**΍Σϗέ΍έ;3#&amp;;16#&amp;;3#&amp;΍ΣϧϛΎέ;3#&amp;;16#&amp;;3#&amp;΍ϟλϠ΢;3#&amp;;16#&amp;;3#&amp;ρϠΏ;3#&amp;΍ϟϳϣϳϥ;3#&amp;ϭέΩϩ;3#&amp;ϭ΍ϻϣΗϧΎω;3#&amp;ϋϧϪ;3#&amp;;16#&amp;;3#&amp;·ΣοΎέ;3#&amp;΍ϟηϬϭΩ;3#&amp;ϭ΍ϟΑϳϧΎΕ;3#&amp;ϭ΍ϟρόϥ;3#&amp;ΎϳϬΎ;3#&amp;;16#&amp;;3#&amp;΍ΣΟΎΑΔ;3#&amp;ϭ΍ϟΟέΡ**</w:t>
+        <w:t>**ΡέΟϟ΍ϭ&amp;#3;ΔΑΎΟΣ΍&amp;#3;&amp;#16;&amp;#3;ΎϬϳΎ&amp;#3;ϥόρϟ΍ϭ&amp;#3;ΕΎϧϳΑϟ΍ϭ&amp;#3;ΩϭϬηϟ΍&amp;#3;έΎοΣ·&amp;#3;&amp;#16;&amp;#3;Ϫϧϋ&amp;#3;ωΎϧΗϣϻ΍ϭ&amp;#3;ϩΩέϭ&amp;#3;ϥϳϣϳϟ΍&amp;#3;ΏϠρ&amp;#3;&amp;#16;&amp;#3;΢Ϡλϟ΍&amp;#3;&amp;#16;&amp;#3;έΎϛϧΣ΍&amp;#3;&amp;#16;&amp;#3;έ΍έϗΣ΍**</w:t>
       </w:r>
     </w:p>
     <w:p>
@@ -1159,7 +1159,7 @@
           <w:b w:val="0"/>
           <w:i w:val="0"/>
         </w:rPr>
-        <w:t>**ϭ΍ϟΗόΩϳϝ;3#&amp;;16#&amp;;3#&amp;΍ϟρόϥ;3#&amp;ΑΎϟΗίϭϳέ;3#&amp;;16#&amp;;3#&amp;·ϧϛΎέ;3#&amp;΍ϟΧρϭρ;3#&amp;ϭ΍ϷΧΗΎϡ;3#&amp;ϭ΍ϟΗϭ΍ϗϳϊ;3#&amp;;16#&amp;;3#&amp;ρϠΏ;3#&amp;΍ϟϣϧϊ;3#&amp;ϣϥ;3#&amp;΍ϟγΫέ;3#&amp;ϭέΎόϪ;3#&amp;;16#&amp;ϣέ΍ΟόΔ;3#&amp;Ωϭ΍΋έ;3#&amp;΍ϟΣΟί;3#&amp;ϭ΍ϟΗϧΫϳΫ**</w:t>
+        <w:t>**ΫϳΫϧΗϟ΍ϭ&amp;#3;ίΟΣϟ΍&amp;#3;έ΋΍ϭΩ&amp;#3;ΔόΟ΍έϣ&amp;#16;&amp;#3;ϪόΎέϭ&amp;#3;έΫγϟ΍&amp;#3;ϥϣ&amp;#3;ϊϧϣϟ΍&amp;#3;ΏϠρ&amp;#3;&amp;#16;&amp;#3;ϊϳϗ΍ϭΗϟ΍ϭ&amp;#3;ϡΎΗΧϷ΍ϭ&amp;#3;ρϭρΧϟ΍&amp;#3;έΎϛϧ·&amp;#3;&amp;#16;&amp;#3;έϳϭίΗϟΎΑ&amp;#3;ϥόρϟ΍&amp;#3;&amp;#16;&amp;#3;ϝϳΩόΗϟ΍ϭ**</w:t>
       </w:r>
     </w:p>
     <w:p>
@@ -1172,7 +1172,7 @@
           <w:b w:val="0"/>
           <w:i w:val="0"/>
         </w:rPr>
-        <w:t>**ρϠΏ;3#&amp;΍ϟΣΟί;3#&amp;ϭ΍ϟΗϧΫϳΫ;3#&amp;;16#&amp;;3#&amp;ρϠΏ;3#&amp;΍ϟΗΣϛϳϡ;3#&amp;;16#&amp;;3#&amp;Ηόϳϳϥ;3#&amp;΍ϟΧΑέ΍˯;3#&amp;ϭ΍ϟϣΣϛϣϳϥ;3#&amp;;16#&amp;;3#&amp;΍ϟρόϥ;3#&amp;ΑΗϘΎέϳέ;3#&amp;΍ϟΧΑέ΍˯;3#&amp;ϭ΍ϟϣΣϛϣϳϥ;3#&amp;ϭέΩϫϡ;3#&amp;ϭ΍γΗΑΩ΍ϟϬϡ**</w:t>
+        <w:t>**ϡϬϟ΍ΩΑΗγ΍ϭ&amp;#3;ϡϫΩέϭ&amp;#3;ϥϳϣϛΣϣϟ΍ϭ&amp;#3;˯΍έΑΧϟ΍&amp;#3;έϳέΎϘΗΑ&amp;#3;ϥόρϟ΍&amp;#3;&amp;#16;&amp;#3;ϥϳϣϛΣϣϟ΍ϭ&amp;#3;˯΍έΑΧϟ΍&amp;#3;ϥϳϳόΗ&amp;#3;&amp;#16;&amp;#3;ϡϳϛΣΗϟ΍&amp;#3;ΏϠρ&amp;#3;&amp;#16;&amp;#3;ΫϳΫϧΗϟ΍ϭ&amp;#3;ίΟΣϟ΍&amp;#3;ΏϠρ**</w:t>
       </w:r>
     </w:p>
     <w:p>
@@ -1185,7 +1185,7 @@
           <w:b w:val="0"/>
           <w:i w:val="0"/>
         </w:rPr>
-        <w:t>**΍ϟϣρΎϟΑΔ;3#&amp;ΑΗϧΫϳΫ;3#&amp;΍ϷΣϛΎϡ;3#&amp;;16#&amp;;3#&amp;ϗΑϭϝ;3#&amp;΍ϷΣϛΎϡ;3#&amp;ϭϧΫϳϬΎ;3#&amp;;16#&amp;;3#&amp;΍ϻϋΗέ΍ν;3#&amp;ϋϠκ;3#&amp;΍ϷΣϛΎϡ;3#&amp;ϭρϠΏ;3#&amp;΍ϻγΗ΋ϧΎθ;3#&amp;;16#&amp;;3#&amp;΍ϟΗϣΎα;3#&amp;·ϋΎΩΓ;3#&amp;΍ϟϧυέ;3#&amp;;16#&amp;;3#&amp;΍ϟΗϬϣϳε;3#&amp;ϋϠκ**</w:t>
+        <w:t>**κϠϋ&amp;#3;εϳϣϬΗϟ΍&amp;#3;&amp;#16;&amp;#3;έυϧϟ΍&amp;#3;ΓΩΎϋ·&amp;#3;αΎϣΗϟ΍&amp;#3;&amp;#16;&amp;#3;θΎϧ΋Ηγϻ΍&amp;#3;ΏϠρϭ&amp;#3;ϡΎϛΣϷ΍&amp;#3;κϠϋ&amp;#3;ν΍έΗϋϻ΍&amp;#3;&amp;#16;&amp;#3;ΎϬϳΫϧϭ&amp;#3;ϡΎϛΣϷ΍&amp;#3;ϝϭΑϗ&amp;#3;&amp;#16;&amp;#3;ϡΎϛΣϷ΍&amp;#3;ΫϳΫϧΗΑ&amp;#3;ΔΑϟΎρϣϟ΍**</w:t>
       </w:r>
     </w:p>
     <w:p>
@@ -1198,7 +1198,7 @@
           <w:b w:val="0"/>
           <w:i w:val="0"/>
         </w:rPr>
-        <w:t>**λϛϭϙ;3#&amp;΍ϻΣϛΎϡ;3#&amp;;16#&amp;;3#&amp;ρϠΏ;3#&amp;έΩ;3#&amp;΍ϻϋΗΑΎέ;3#&amp;;16#&amp;;3#&amp;ρϠΏ;3#&amp;΍ϟηΫόΔ;3#&amp;;16#&amp;;3#&amp;·ϧϬΎ˯;3#&amp;ϣΎ;3#&amp;ϳϠίϡ;3#&amp;Σοϭέ;3#&amp;΍ϟΟϠγΎΕ;3#&amp;Ύς;3#&amp;Οϣϳϊ;3#&amp;΍ϟΩϋΎϭϯ;3#&amp;ϟΩϯ;3#&amp;Οϣϳϊ;3#&amp;΍ϟϣΣΎϛϡ**</w:t>
+        <w:t>**ϡϛΎΣϣϟ΍&amp;#3;ϊϳϣΟ&amp;#3;ϯΩϟ&amp;#3;ϯϭΎϋΩϟ΍&amp;#3;ϊϳϣΟ&amp;#3;ςΎ&amp;#3;ΕΎγϠΟϟ΍&amp;#3;έϭοΣ&amp;#3;ϡίϠϳ&amp;#3;Ύϣ&amp;#3;˯ΎϬϧ·&amp;#3;&amp;#16;&amp;#3;ΔόΫηϟ΍&amp;#3;ΏϠρ&amp;#3;&amp;#16;&amp;#3;έΎΑΗϋϻ΍&amp;#3;Ωέ&amp;#3;ΏϠρ&amp;#3;&amp;#16;&amp;#3;ϡΎϛΣϻ΍&amp;#3;ϙϭϛλ**</w:t>
       </w:r>
     </w:p>
     <w:p>
@@ -1211,7 +1211,7 @@
           <w:b w:val="0"/>
           <w:i w:val="0"/>
         </w:rPr>
-        <w:t>**΍γΗϼϡ;3#&amp;λϛϭϙ;3#&amp;΍ϷΣϛΎϡ;3#&amp;;16#&amp;ρϠΏ;3#&amp;ΗϧΣς;3#&amp;΍ϟϘΎος;3#&amp;;16#&amp;ρϠΏ;3#&amp;΍ΣΩΧΎϝ;3#&amp;ϭ΍ϟΗΩ΍Χϝ;3#&amp;;16#&amp;ρϠΏ;3#&amp;·ΣΎϟΔ;3#&amp;΍ϟΩϋϭϯ;3#&amp;;16#&amp;ϟΩϯ;3#&amp;;3#&amp;΍ϟϣΣΎϛϡ;3#&amp;;3#&amp;;16#&amp;ρϠΏ;3#&amp;ϧϘν;3#&amp;΍ϟΣϛϡ;3#&amp;ϟΩϯ**</w:t>
+        <w:t>**ϯΩϟ&amp;#3;ϡϛΣϟ΍&amp;#3;νϘϧ&amp;#3;ΏϠρ&amp;#16;&amp;#3;&amp;#3;ϡϛΎΣϣϟ΍&amp;#3;&amp;#3;ϯΩϟ&amp;#16;&amp;#3;ϯϭϋΩϟ΍&amp;#3;ΔϟΎΣ·&amp;#3;ΏϠρ&amp;#16;&amp;#3;ϝΧ΍ΩΗϟ΍ϭ&amp;#3;ϝΎΧΩΣ΍&amp;#3;ΏϠρ&amp;#16;&amp;#3;ςοΎϘϟ΍&amp;#3;ςΣϧΗ&amp;#3;ΏϠρ&amp;#16;&amp;#3;ϡΎϛΣϷ΍&amp;#3;ϙϭϛλ&amp;#3;ϡϼΗγ΍**</w:t>
       </w:r>
     </w:p>
     <w:p>
@@ -1224,7 +1224,7 @@
           <w:b w:val="0"/>
           <w:i w:val="0"/>
         </w:rPr>
-        <w:t>**΍ϟϣΣϛϣΔ;3#&amp;΍ϟόϠϳΎ;3#&amp;;16#&amp;ϟΩϯ;3#&amp;΍ϟϣΣϛϣΔ;3#&amp;΍ϟόϠϳΎ;3#&amp;;16#&amp;;3#&amp;ϟΩϯ;3#&amp;ϣΣΎϛϡ;3#&amp;΍ϻγΗ΋ϧΎθ;3#&amp;;3#&amp;ϣέ΍ΟόΔ;3#&amp;Οϣϳϊ;3#&amp;΍ϟΟϬΎΕ;3#&amp;Ϋ΍Ε;3#&amp;΍ϟόϼϗΔ;3#&amp;ϭ·ϧϬΎ˯;3#&amp;Οϣϳϊ;3#&amp;΍ΣΟέ΍˯΍Ε**</w:t>
+        <w:t>**Ε΍˯΍έΟΣ΍&amp;#3;ϊϳϣΟ&amp;#3;˯ΎϬϧ·ϭ&amp;#3;Δϗϼόϟ΍&amp;#3;Ε΍Ϋ&amp;#3;ΕΎϬΟϟ΍&amp;#3;ϊϳϣΟ&amp;#3;ΔόΟ΍έϣ&amp;#3;&amp;#3;θΎϧ΋Ηγϻ΍&amp;#3;ϡϛΎΣϣ&amp;#3;ϯΩϟ&amp;#3;&amp;#16;&amp;#3;ΎϳϠόϟ΍&amp;#3;ΔϣϛΣϣϟ΍&amp;#3;ϯΩϟ&amp;#16;&amp;#3;ΎϳϠόϟ΍&amp;#3;ΔϣϛΣϣϟ΍**</w:t>
       </w:r>
     </w:p>
     <w:p>
@@ -1237,7 +1237,7 @@
           <w:b w:val="0"/>
           <w:i w:val="0"/>
         </w:rPr>
-        <w:t>**΍ϟϼίϣΔ;3#&amp;ϭ΍ϟΗϭϗϳϊ;3#&amp;ΎϳϣΎ;3#&amp;ϳΗρϠΏ;3#&amp;Ϋϟϙ;3#&amp;;16#&amp;ϭϟϪ;3#&amp;Σπ;3#&amp;Ηϭϛϳϝ;3#&amp;Ϗϳέϩ;3#&amp;ˬ;3#&amp;Σέέ;3#&amp;ΑΗΎέϳΦ;3#&amp;˻˹;18#&amp;˺˺;18#&amp;˽˽˽˺;3#&amp;ϫ˰;3#&amp;ϭλϠκ;3#&amp;ௌ;3#&amp;ϭγϠϡ;3#&amp;ϋϠκ;3#&amp;ϧΑϳϧΎ;3#&amp;ϣΣϣΩ**</w:t>
+        <w:t>**ΩϣΣϣ&amp;#3;ΎϧϳΑϧ&amp;#3;κϠϋ&amp;#3;ϡϠγϭ&amp;#3;ௌ&amp;#3;κϠλϭ&amp;#3;˰ϫ&amp;#3;˺˽˽˽&amp;#18;˺˺&amp;#18;˹˻&amp;#3;ΦϳέΎΗΑ&amp;#3;έέΣ&amp;#3;ˬ&amp;#3;ϩέϳϏ&amp;#3;ϝϳϛϭΗ&amp;#3;πΣ&amp;#3;Ϫϟϭ&amp;#16;&amp;#3;ϙϟΫ&amp;#3;ΏϠρΗϳ&amp;#3;ΎϣϳΎ&amp;#3;ϊϳϗϭΗϟ΍ϭ&amp;#3;Δϣίϼϟ΍**</w:t>
       </w:r>
     </w:p>
     <w:p>
@@ -1250,7 +1250,7 @@
           <w:b w:val="0"/>
           <w:i w:val="0"/>
         </w:rPr>
-        <w:t>**ϭ΁ϟϪ;3#&amp;ϭλΣΑϪ;3#&amp;΃Οϣόϳϥ**</w:t>
+        <w:t>**ϥϳόϣΟ΃&amp;#3;ϪΑΣλϭ&amp;#3;Ϫϟ΁ϭ**</w:t>
       </w:r>
     </w:p>
     <w:p>
@@ -1263,7 +1263,7 @@
           <w:b w:val="0"/>
           <w:i w:val="0"/>
         </w:rPr>
-        <w:t>: www.moj.gov.sa : .</w:t>
+        <w:t>. : www.moj.gov.sa :</w:t>
       </w:r>
     </w:p>
     <w:p>
@@ -1276,7 +1276,7 @@
           <w:b w:val="0"/>
           <w:i w:val="0"/>
         </w:rPr>
-        <w:t>**΍ϟΗΎέϳ˰˰˰˰˰˰˰˰˰˰˰Φ**</w:t>
+        <w:t>**Φ˰˰˰˰˰˰˰˰˰˰˰ϳέΎΗϟ΍**</w:t>
       </w:r>
     </w:p>
     <w:p>
@@ -1289,7 +1289,7 @@
           <w:b w:val="0"/>
           <w:i w:val="0"/>
         </w:rPr>
-        <w:t>**ϭϛ˰Ύϟ˰˰Δ**</w:t>
+        <w:t>**Δ˰˰ϟΎ˰ϛϭ**</w:t>
       </w:r>
     </w:p>
     <w:p>
@@ -1302,7 +1302,7 @@
           <w:b w:val="0"/>
           <w:i w:val="0"/>
         </w:rPr>
-        <w:t>̥̣;18#&amp;̤̤;18#&amp;̧̧̧̤;3#&amp;̽ͭ</w:t>
+        <w:t>ͭ̽&amp;#3;̧̧̧̤&amp;#18;̤̤&amp;#18;̣̥</w:t>
       </w:r>
     </w:p>
     <w:p>
@@ -1315,7 +1315,7 @@
           <w:b w:val="0"/>
           <w:i w:val="0"/>
         </w:rPr>
-        <w:t>**έϗ˰ϡ;3#&amp;΍ϟϭϛ˰Ύϟ˰˰Δ**</w:t>
+        <w:t>**Δ˰˰ϟΎ˰ϛϭϟ΍&amp;#3;ϡ˰ϗέ**</w:t>
       </w:r>
     </w:p>
     <w:p>
@@ -1328,7 +1328,7 @@
           <w:b w:val="0"/>
           <w:i w:val="0"/>
         </w:rPr>
-        <w:t>̨̨̧̨̧̬̫̥ņ</w:t>
+        <w:t>ņ̧̨̧̨̨̥̫̬</w:t>
       </w:r>
     </w:p>
     <w:p>
@@ -1341,7 +1341,7 @@
           <w:b w:val="0"/>
           <w:i w:val="0"/>
         </w:rPr>
-        <w:t>**ΧΩϣΎΕ;3#&amp;΍ϟϭϛΎϻΕ;3#&amp;΍ΣϟϛΗέϭϧϳΔ**</w:t>
+        <w:t>**ΔϳϧϭέΗϛϟΣ΍&amp;#3;ΕϻΎϛϭϟ΍&amp;#3;ΕΎϣΩΧ**</w:t>
       </w:r>
     </w:p>
     <w:p>
@@ -1354,7 +1354,7 @@
           <w:b w:val="0"/>
           <w:i w:val="0"/>
         </w:rPr>
-        <w:t>**ΗΎέϳΦ;3#&amp;΍ϻϧΗϬΎ˯** ̥̣;18#&amp;̤̤;18#&amp;̨̧̧̤;3#&amp;̽ͭ</w:t>
+        <w:t>ͭ̽&amp;#3;̧̧̨̤&amp;#18;̤̤&amp;#18;̣̥ **˯ΎϬΗϧϻ΍&amp;#3;ΦϳέΎΗ**</w:t>
       </w:r>
     </w:p>
     <w:p>
@@ -1367,7 +1367,7 @@
           <w:b w:val="0"/>
           <w:i w:val="0"/>
         </w:rPr>
-        <w:t>̵̢̜̿;3#&amp;̷ͣͲ;3#&amp;̤;3#&amp;̻ͳ;3#&amp;̤</w:t>
+        <w:t>̤&amp;#3;ͳ̻&amp;#3;̤&amp;#3;Ͳ̷ͣ&amp;#3;̵̢̜̿</w:t>
       </w:r>
     </w:p>
     <w:p>
@@ -1527,7 +1527,7 @@
         <w:br/>
         <w:t>| :-: |</w:t>
         <w:br/>
-        <w:t>| ()[**8 Page**] |</w:t>
+        <w:t>| [**Page 8**]() |</w:t>
       </w:r>
     </w:p>
     <w:p>
@@ -1540,7 +1540,7 @@
           <w:b w:val="0"/>
           <w:i w:val="0"/>
         </w:rPr>
-        <w:t>**΍ϟΣ˰ϣΩ;3#&amp;Ϳ;3#&amp;ϭΣ˰Ωϩ;3#&amp;ϭ΍ϟλ˰ϼΓ;3#&amp;ϭ΍ϟγ˰ϼϡ;3#&amp;ϋϠκ;3#&amp;ϣϥ;3#&amp;ϻ;3#&amp;ϧΑ˰ς;3#&amp;Αό˰Ωϩ;3#&amp;ˬ;3#&amp;;3#&amp;;3#&amp;;3#&amp;;3#&amp;;3#&amp;;3#&amp;;3#&amp;;3#&amp;;3#&amp;;3#&amp;;3#&amp;;3#&amp;;3#&amp;;3#&amp;;3#&amp;ϭΑ˰ό˰Ω**</w:t>
+        <w:t>**Ω˰ό˰Αϭ&amp;#3;&amp;#3;&amp;#3;&amp;#3;&amp;#3;&amp;#3;&amp;#3;&amp;#3;&amp;#3;&amp;#3;&amp;#3;&amp;#3;&amp;#3;&amp;#3;&amp;#3;&amp;#3;ˬ&amp;#3;ϩΩ˰όΑ&amp;#3;ς˰Αϧ&amp;#3;ϻ&amp;#3;ϥϣ&amp;#3;κϠϋ&amp;#3;ϡϼ˰γϟ΍ϭ&amp;#3;Γϼ˰λϟ΍ϭ&amp;#3;ϩΩ˰Σϭ&amp;#3;Ϳ&amp;#3;Ωϣ˰Σϟ΍**</w:t>
       </w:r>
     </w:p>
     <w:p>
@@ -1553,7 +1553,7 @@
           <w:b w:val="0"/>
           <w:i w:val="0"/>
         </w:rPr>
-        <w:t>**Ύϣϥ;3#&amp;Χϼϝ;3#&amp;΍ϟΧΩϣΎΕ;3#&amp;΍ΣϟϛΗέϭϧϳΔ;3#&amp;ϟϭί΍έΓ;3#&amp;΍ϟόΩϝˬ;3#&amp;Ηϡ;3#&amp;·λΩ΍έ;3#&amp;ϭϛΎϟΔ;3#&amp;·ϟϛΗέϭϧϳΎ˱;3#&amp;έϗϡ;3#&amp;˻˿˾˽˼˾˾˽˽;3#&amp;ϟϠϣϭϛϝ**</w:t>
+        <w:t>**ϝϛϭϣϠϟ&amp;#3;˽˽˾˾˼˽˾˿˻&amp;#3;ϡϗέ&amp;#3;˱ΎϳϧϭέΗϛϟ·&amp;#3;ΔϟΎϛϭ&amp;#3;έ΍Ωλ·&amp;#3;ϡΗ&amp;#3;ˬϝΩόϟ΍&amp;#3;Γέ΍ίϭϟ&amp;#3;ΔϳϧϭέΗϛϟΣ΍&amp;#3;ΕΎϣΩΧϟ΍&amp;#3;ϝϼΧ&amp;#3;ϥϣΎ**</w:t>
       </w:r>
     </w:p>
     <w:p>
@@ -1566,7 +1566,7 @@
           <w:b w:val="0"/>
           <w:i w:val="0"/>
         </w:rPr>
-        <w:t>**ϋΩϧΎϥ;3#&amp;΍ΣϣΩ;3#&amp;ϋΑΎα;3#&amp;ίϳϧς;3#&amp;γόϭΩρ;3#&amp;΍ϟΟϧγϳΔ;3#&amp;ΑϣϭΟΏ;3#&amp;γΟϝ;3#&amp;ϣΩϧς;3#&amp;έϗϡ;3#&amp;˼˼̀˻̂˹̀˺˹˺;3#&amp;ΑλΫΗϪ;3#&amp;ϭϛϳϝ;3#&amp;ΑϣϭΟΏ;3#&amp;ϭϛΎϟΔ;3#&amp;έϗϡ**</w:t>
+        <w:t>**ϡϗέ&amp;#3;ΔϟΎϛϭ&amp;#3;ΏΟϭϣΑ&amp;#3;ϝϳϛϭ&amp;#3;ϪΗΫλΑ&amp;#3;˺˹˺̀˹̂˻̀˼˼&amp;#3;ϡϗέ&amp;#3;ςϧΩϣ&amp;#3;ϝΟγ&amp;#3;ΏΟϭϣΑ&amp;#3;ΔϳγϧΟϟ΍&amp;#3;ρΩϭόγ&amp;#3;ςϧϳί&amp;#3;αΎΑϋ&amp;#3;ΩϣΣ΍&amp;#3;ϥΎϧΩϋ**</w:t>
       </w:r>
     </w:p>
     <w:p>
@@ -1579,7 +1579,7 @@
           <w:b w:val="0"/>
           <w:i w:val="0"/>
         </w:rPr>
-        <w:t>**̀˹̂˼̀˼˼˽˽;3#&amp;ΑΗΎέϳΦ;3#&amp;˿˻;18#&amp;˿˹;18#&amp;˽˽˽˺;3#&amp;ϫ˰;3#&amp;΍ϟλΎΩέΓ;3#&amp;ϣϥ;3#&amp;ΧΩϣΎΕ;3#&amp;΍ϟϭϛΎϻΕ;3#&amp;΍ΣϟϛΗέϭϧϳΔ;3#&amp;ϭ΍ϟϣϭϛ˴ϝ;3#&amp;ΑϬΎ;3#&amp;ϣϥ;3#&amp;ϋΎΗϘϪ;3#&amp;ϣΣϣΩϳΣς**</w:t>
+        <w:t>**ςΣϳΩϣΣϣ&amp;#3;ϪϘΗΎϋ&amp;#3;ϥϣ&amp;#3;ΎϬΑ&amp;#3;ϝ˴ϛϭϣϟ΍ϭ&amp;#3;ΔϳϧϭέΗϛϟΣ΍&amp;#3;ΕϻΎϛϭϟ΍&amp;#3;ΕΎϣΩΧ&amp;#3;ϥϣ&amp;#3;ΓέΩΎλϟ΍&amp;#3;˰ϫ&amp;#3;˺˽˽˽&amp;#18;˹˿&amp;#18;˻˿&amp;#3;ΦϳέΎΗΑ&amp;#3;˽˽˼˼̀˼̂˹̀**</w:t>
       </w:r>
     </w:p>
     <w:p>
@@ -1592,7 +1592,7 @@
           <w:b w:val="0"/>
           <w:i w:val="0"/>
         </w:rPr>
-        <w:t>**ϣΣϣΩϋϠκ;3#&amp;΍ϟΣέ΍ίρ;3#&amp;γόϭΩϳΔ;3#&amp;΍ϟΟϧγϳΔ;3#&amp;;3#&amp;ΑϣϭΟΏ;3#&amp;γΟϝ;3#&amp;ϣΩϧς;3#&amp;έϗϡ;3#&amp;̀˽́˿˾˹̀˹˹˺**</w:t>
+        <w:t>**˺˹˹̀˹˾˿́˽̀&amp;#3;ϡϗέ&amp;#3;ςϧΩϣ&amp;#3;ϝΟγ&amp;#3;ΏΟϭϣΑ&amp;#3;&amp;#3;ΔϳγϧΟϟ΍&amp;#3;ΔϳΩϭόγ&amp;#3;ρί΍έΣϟ΍&amp;#3;κϠϋΩϣΣϣ**</w:t>
       </w:r>
     </w:p>
     <w:p>
@@ -1605,7 +1605,7 @@
           <w:b w:val="0"/>
           <w:i w:val="0"/>
         </w:rPr>
-        <w:t>**ϭϗ˰Ω;3#&amp;Η˰ϡ;3#&amp;΍ϻϗ˰έ΍έ;3#&amp;ΑΗ˰ϭϛ˰ϳ˰ϝ**</w:t>
+        <w:t>**ϝ˰ϳ˰ϛϭ˰ΗΑ&amp;#3;έ΍έ˰ϗϻ΍&amp;#3;ϡ˰Η&amp;#3;Ω˰ϗϭ**</w:t>
       </w:r>
     </w:p>
     <w:p>
@@ -1618,7 +1618,7 @@
           <w:b w:val="0"/>
           <w:i w:val="0"/>
         </w:rPr>
-        <w:t>**˺;16#&amp;;3#&amp;ϣΣϣΩ;3#&amp;Ύϭ΍ί;3#&amp;Αϥ;3#&amp;ϣϧϳέ;3#&amp;΍ϟΛόϠς;3#&amp;γόϭΩρ;3#&amp;΍ϟΟϧγϳΔ;3#&amp;ΑϣϭΟΏ;3#&amp;γΟϝ;3#&amp;ϣΩϧς;3#&amp;έϗϡ;3#&amp;́̀˻́˹̂́̂˹˺;3#&amp;ΣΫϳυΔ;3#&amp;έϗϡ;3#&amp;˺˾˹̂́˺**</w:t>
+        <w:t>**˺́̂˹˾˺&amp;#3;ϡϗέ&amp;#3;ΔυϳΫΣ&amp;#3;˺˹̂́̂˹́˻̀́&amp;#3;ϡϗέ&amp;#3;ςϧΩϣ&amp;#3;ϝΟγ&amp;#3;ΏΟϭϣΑ&amp;#3;ΔϳγϧΟϟ΍&amp;#3;ρΩϭόγ&amp;#3;ςϠόΛϟ΍&amp;#3;έϳϧϣ&amp;#3;ϥΑ&amp;#3;ί΍ϭΎ&amp;#3;ΩϣΣϣ&amp;#3;&amp;#16;˺**</w:t>
       </w:r>
     </w:p>
     <w:p>
@@ -1631,7 +1631,7 @@
           <w:b w:val="0"/>
           <w:i w:val="0"/>
         </w:rPr>
-        <w:t>**ΎϳϣΎ;3#&amp;ϳΧι;3#&amp;@΍ϟϣρΎϟΑΎΕ;3#&amp;ϭ΍ϟϣΣΎϛϡ&lt;\;3#&amp;ϭΫϟϙ;3#&amp;Ύς;3#&amp;΍ϟϣρΎϟΑΔ;3#&amp;ϭ·ϗΎϣΔ;3#&amp;΍ϟΩϋΎϭϯ;3#&amp;;16#&amp;;3#&amp;΍ϟϣέ΍ΎόΔ;3#&amp;ϭ;3#&amp;΍ϟϣΩ΍ΎόΔ;3#&amp;;16#&amp;;3#&amp;γϣΎω;3#&amp;΍ϟΩϋΎϭϯ;3#&amp;ϭ΍ϟέΩ;3#&amp;ϋϠϳϬΎ**</w:t>
+        <w:t>**ΎϬϳϠϋ&amp;#3;Ωέϟ΍ϭ&amp;#3;ϯϭΎϋΩϟ΍&amp;#3;ωΎϣγ&amp;#3;&amp;#16;&amp;#3;ΔόΎ΍Ωϣϟ΍&amp;#3;ϭ&amp;#3;ΔόΎ΍έϣϟ΍&amp;#3;&amp;#16;&amp;#3;ϯϭΎϋΩϟ΍&amp;#3;ΔϣΎϗ·ϭ&amp;#3;ΔΑϟΎρϣϟ΍&amp;#3;ςΎ&amp;#3;ϙϟΫϭ&amp;#3;\&gt;ϡϛΎΣϣϟ΍ϭ&amp;#3;ΕΎΑϟΎρϣϟ΍@&amp;#3;ιΧϳ&amp;#3;ΎϣϳΎ**</w:t>
       </w:r>
     </w:p>
     <w:p>
@@ -1644,7 +1644,7 @@
           <w:b w:val="0"/>
           <w:i w:val="0"/>
         </w:rPr>
-        <w:t>**΍ΣϧϛΎέ;3#&amp;;16#&amp;;3#&amp;ρϠΏ;3#&amp;΍ϟϳϣϳϥ;3#&amp;ϭέΩϩ;3#&amp;ϭ΍ϻϣΗϧΎω;3#&amp;ϋϧϪ;3#&amp;;16#&amp;;3#&amp;·ΣοΎέ;3#&amp;΍ϟηϬϭΩ;3#&amp;ϭ΍ϟΑϳϧΎΕ;3#&amp;ϭ΍ϟρόϥ;3#&amp;ΎϳϬΎ;3#&amp;;16#&amp;;3#&amp;΍ΣΟΎΑΔ;3#&amp;ϭ΍ϟΟέΡ;3#&amp;ϭ΍ϟΗόΩϳϝ;3#&amp;;16#&amp;;3#&amp;΍ϟρόϥ;3#&amp;ΑΎϟΗίϭϳέ**</w:t>
+        <w:t>**έϳϭίΗϟΎΑ&amp;#3;ϥόρϟ΍&amp;#3;&amp;#16;&amp;#3;ϝϳΩόΗϟ΍ϭ&amp;#3;ΡέΟϟ΍ϭ&amp;#3;ΔΑΎΟΣ΍&amp;#3;&amp;#16;&amp;#3;ΎϬϳΎ&amp;#3;ϥόρϟ΍ϭ&amp;#3;ΕΎϧϳΑϟ΍ϭ&amp;#3;ΩϭϬηϟ΍&amp;#3;έΎοΣ·&amp;#3;&amp;#16;&amp;#3;Ϫϧϋ&amp;#3;ωΎϧΗϣϻ΍ϭ&amp;#3;ϩΩέϭ&amp;#3;ϥϳϣϳϟ΍&amp;#3;ΏϠρ&amp;#3;&amp;#16;&amp;#3;έΎϛϧΣ΍**</w:t>
       </w:r>
     </w:p>
     <w:p>
@@ -1657,7 +1657,7 @@
           <w:b w:val="0"/>
           <w:i w:val="0"/>
         </w:rPr>
-        <w:t>**·ϧϛΎέ;3#&amp;΍ϟΧρϭρ;3#&amp;ϭ΍ϷΧΗΎϡ;3#&amp;ϭ΍ϟΗϭ΍ϗϳϊ;3#&amp;;16#&amp;;3#&amp;ρϠΏ;3#&amp;΍ϟϣϧϊ;3#&amp;ϣϥ;3#&amp;΍ϟγΫέ;3#&amp;ϭέΎόϪ;3#&amp;;16#&amp;ϣέ΍ΟόΔ;3#&amp;Ωϭ΍΋έ;3#&amp;΍ϟΣΟί;3#&amp;ϭ΍ϟΗϧΫϳΫ;3#&amp;;16#&amp;;3#&amp;ρϠΏ;3#&amp;΍ϟΣΟί;3#&amp;ϭ΍ϟΗϧΫϳΫ;3#&amp;;16#&amp;;3#&amp;ρϠΏ**</w:t>
+        <w:t>**ΏϠρ&amp;#3;&amp;#16;&amp;#3;ΫϳΫϧΗϟ΍ϭ&amp;#3;ίΟΣϟ΍&amp;#3;ΏϠρ&amp;#3;&amp;#16;&amp;#3;ΫϳΫϧΗϟ΍ϭ&amp;#3;ίΟΣϟ΍&amp;#3;έ΋΍ϭΩ&amp;#3;ΔόΟ΍έϣ&amp;#16;&amp;#3;ϪόΎέϭ&amp;#3;έΫγϟ΍&amp;#3;ϥϣ&amp;#3;ϊϧϣϟ΍&amp;#3;ΏϠρ&amp;#3;&amp;#16;&amp;#3;ϊϳϗ΍ϭΗϟ΍ϭ&amp;#3;ϡΎΗΧϷ΍ϭ&amp;#3;ρϭρΧϟ΍&amp;#3;έΎϛϧ·**</w:t>
       </w:r>
     </w:p>
     <w:p>
@@ -1670,7 +1670,7 @@
           <w:b w:val="0"/>
           <w:i w:val="0"/>
         </w:rPr>
-        <w:t>**΍ϟΗΣϛϳϡ;3#&amp;;16#&amp;;3#&amp;Ηόϳϳϥ;3#&amp;΍ϟΧΑέ΍˯;3#&amp;ϭ΍ϟϣΣϛϣϳϥ;3#&amp;;16#&amp;;3#&amp;΍ϟρόϥ;3#&amp;ΑΗϘΎέϳέ;3#&amp;΍ϟΧΑέ΍˯;3#&amp;ϭ΍ϟϣΣϛϣϳϥ;3#&amp;ϭέΩϫϡ;3#&amp;ϭ΍γΗΑΩ΍ϟϬϡ;3#&amp;;16#&amp;;3#&amp;ρϠΏ;3#&amp;ΗρΑϳπ;3#&amp;΍ϟϣΎΩΓ;3#&amp;˹˼˻;3#&amp;ϣϥ**</w:t>
+        <w:t>**ϥϣ&amp;#3;˻˼˹&amp;#3;ΓΩΎϣϟ΍&amp;#3;πϳΑρΗ&amp;#3;ΏϠρ&amp;#3;&amp;#16;&amp;#3;ϡϬϟ΍ΩΑΗγ΍ϭ&amp;#3;ϡϫΩέϭ&amp;#3;ϥϳϣϛΣϣϟ΍ϭ&amp;#3;˯΍έΑΧϟ΍&amp;#3;έϳέΎϘΗΑ&amp;#3;ϥόρϟ΍&amp;#3;&amp;#16;&amp;#3;ϥϳϣϛΣϣϟ΍ϭ&amp;#3;˯΍έΑΧϟ΍&amp;#3;ϥϳϳόΗ&amp;#3;&amp;#16;&amp;#3;ϡϳϛΣΗϟ΍**</w:t>
       </w:r>
     </w:p>
     <w:p>
@@ -1683,7 +1683,7 @@
           <w:b w:val="0"/>
           <w:i w:val="0"/>
         </w:rPr>
-        <w:t>**ϧυΎϡ;3#&amp;΍ϟϣέ΍ΎόΎΕ;3#&amp;΍ϟηέϋϳΔ;3#&amp;;3#&amp;;16#&amp;;3#&amp;΍ϟϣρΎϟΑΔ;3#&amp;ΑΗϧΫϳΫ;3#&amp;΍ϷΣϛΎϡ;3#&amp;;16#&amp;;3#&amp;ϗΑϭϝ;3#&amp;΍ϷΣϛΎϡ;3#&amp;ϭϧΫϳϬΎ;3#&amp;;16#&amp;;3#&amp;΍ϻϋΗέ΍ν;3#&amp;ϋϠκ;3#&amp;΍ϷΣϛΎϡ;3#&amp;ϭρϠΏ;3#&amp;΍ϻγΗ΋ϧΎθ;3#&amp;;16#&amp;;3#&amp;΍ϟΗϣΎα**</w:t>
+        <w:t>**αΎϣΗϟ΍&amp;#3;&amp;#16;&amp;#3;θΎϧ΋Ηγϻ΍&amp;#3;ΏϠρϭ&amp;#3;ϡΎϛΣϷ΍&amp;#3;κϠϋ&amp;#3;ν΍έΗϋϻ΍&amp;#3;&amp;#16;&amp;#3;ΎϬϳΫϧϭ&amp;#3;ϡΎϛΣϷ΍&amp;#3;ϝϭΑϗ&amp;#3;&amp;#16;&amp;#3;ϡΎϛΣϷ΍&amp;#3;ΫϳΫϧΗΑ&amp;#3;ΔΑϟΎρϣϟ΍&amp;#3;&amp;#16;&amp;#3;&amp;#3;Δϳϋέηϟ΍&amp;#3;ΕΎόΎ΍έϣϟ΍&amp;#3;ϡΎυϧ**</w:t>
       </w:r>
     </w:p>
     <w:p>
@@ -1696,7 +1696,7 @@
           <w:b w:val="0"/>
           <w:i w:val="0"/>
         </w:rPr>
-        <w:t>**·ϋΎΩΓ;3#&amp;΍ϟϧυέ;3#&amp;;16#&amp;;3#&amp;΍ϟΗϬϣϳε;3#&amp;ϋϠκ;3#&amp;λϛϭϙ;3#&amp;΍ϻΣϛΎϡ;3#&amp;;16#&amp;;3#&amp;ρϠΏ;3#&amp;έΩ;3#&amp;΍ϻϋΗΑΎέ;3#&amp;;16#&amp;;3#&amp;ρϠΏ;3#&amp;΍ϟηΫόΔ;3#&amp;;16#&amp;;3#&amp;·ϧϬΎ˯;3#&amp;ϣΎ;3#&amp;ϳϠίϡ;3#&amp;Σοϭέ;3#&amp;΍ϟΟϠγΎΕ;3#&amp;Ύς;3#&amp;Οϣϳϊ**</w:t>
+        <w:t>**ϊϳϣΟ&amp;#3;ςΎ&amp;#3;ΕΎγϠΟϟ΍&amp;#3;έϭοΣ&amp;#3;ϡίϠϳ&amp;#3;Ύϣ&amp;#3;˯ΎϬϧ·&amp;#3;&amp;#16;&amp;#3;ΔόΫηϟ΍&amp;#3;ΏϠρ&amp;#3;&amp;#16;&amp;#3;έΎΑΗϋϻ΍&amp;#3;Ωέ&amp;#3;ΏϠρ&amp;#3;&amp;#16;&amp;#3;ϡΎϛΣϻ΍&amp;#3;ϙϭϛλ&amp;#3;κϠϋ&amp;#3;εϳϣϬΗϟ΍&amp;#3;&amp;#16;&amp;#3;έυϧϟ΍&amp;#3;ΓΩΎϋ·**</w:t>
       </w:r>
     </w:p>
     <w:p>
@@ -1709,7 +1709,7 @@
           <w:b w:val="0"/>
           <w:i w:val="0"/>
         </w:rPr>
-        <w:t>**΍ϟΩϋΎϭϯ;3#&amp;ϟΩϯ;3#&amp;Οϣϳϊ;3#&amp;΍ϟϣΣΎϛϡ;3#&amp;;16#&amp;;3#&amp;ΗϧΫϳΫ;3#&amp;΍ϟϭλϳΔ;3#&amp;;16#&amp;;3#&amp;΍γΗϼϡ;3#&amp;λϛϭϙ;3#&amp;΍ϷΣϛΎϡ;3#&amp;;16#&amp;ρϠΏ;3#&amp;ΗϧΣς;3#&amp;΍ϟϘΎος;3#&amp;;16#&amp;ρϠΏ;3#&amp;΍ΣΩΧΎϝ;3#&amp;ϭ΍ϟΗΩ΍Χϝ;3#&amp;;16#&amp;;3#&amp;΍ΣϣϬΎϝ**</w:t>
+        <w:t>**ϝΎϬϣΣ΍&amp;#3;&amp;#16;&amp;#3;ϝΧ΍ΩΗϟ΍ϭ&amp;#3;ϝΎΧΩΣ΍&amp;#3;ΏϠρ&amp;#16;&amp;#3;ςοΎϘϟ΍&amp;#3;ςΣϧΗ&amp;#3;ΏϠρ&amp;#16;&amp;#3;ϡΎϛΣϷ΍&amp;#3;ϙϭϛλ&amp;#3;ϡϼΗγ΍&amp;#3;&amp;#16;&amp;#3;Δϳλϭϟ΍&amp;#3;ΫϳΫϧΗ&amp;#3;&amp;#16;&amp;#3;ϡϛΎΣϣϟ΍&amp;#3;ϊϳϣΟ&amp;#3;ϯΩϟ&amp;#3;ϯϭΎϋΩϟ΍**</w:t>
       </w:r>
     </w:p>
     <w:p>
@@ -1722,7 +1722,7 @@
           <w:b w:val="0"/>
           <w:i w:val="0"/>
         </w:rPr>
-        <w:t>**΍ϻγΗϼϡ;3#&amp;ϭ;3#&amp;΍ϟΗγϠϳϡ;3#&amp;;3#&amp;;16#&amp;;3#&amp;ϣέ΍ΟόΔ;3#&amp;Οϣϳϊ;3#&amp;΍ϟΟϬΎΕ;3#&amp;Ϋ΍Ε;3#&amp;΍ϟόϼϗΔ;3#&amp;ϭ·ϧϬΎ˯;3#&amp;Οϣϳϊ;3#&amp;΍ΣΟέ΍˯΍Ε;3#&amp;΍ϟϼίϣΔ;3#&amp;ϭ΍ϟΗϭϗϳϊ;3#&amp;ΎϳϣΎ;3#&amp;ϳΗρϠΏ;3#&amp;Ϋϟϙ;3#&amp;;3#&amp;;16#&amp;;3#&amp;ϭΫϟϙ;3#&amp;Ύς**</w:t>
+        <w:t>**ςΎ&amp;#3;ϙϟΫϭ&amp;#3;&amp;#16;&amp;#3;&amp;#3;ϙϟΫ&amp;#3;ΏϠρΗϳ&amp;#3;ΎϣϳΎ&amp;#3;ϊϳϗϭΗϟ΍ϭ&amp;#3;Δϣίϼϟ΍&amp;#3;Ε΍˯΍έΟΣ΍&amp;#3;ϊϳϣΟ&amp;#3;˯ΎϬϧ·ϭ&amp;#3;Δϗϼόϟ΍&amp;#3;Ε΍Ϋ&amp;#3;ΕΎϬΟϟ΍&amp;#3;ϊϳϣΟ&amp;#3;ΔόΟ΍έϣ&amp;#3;&amp;#16;&amp;#3;&amp;#3;ϡϳϠγΗϟ΍&amp;#3;ϭ&amp;#3;ϡϼΗγϻ΍**</w:t>
       </w:r>
     </w:p>
     <w:p>
@@ -1735,7 +1735,7 @@
           <w:b w:val="0"/>
           <w:i w:val="0"/>
         </w:rPr>
-        <w:t>**΍ΣέΙ;3#&amp;΍ϟόΎ΋Ω;3#&amp;ϣϥ;3#&amp;;3#&amp;΍ΣϣΩ;3#&amp;ϋΑΎα;3#&amp;ίϳϧς;3#&amp;ΑλΫΗϪ;3#&amp;ηέϳϙ;3#&amp;Ύς;3#&amp;ηέϛΔ;3#&amp;ΑΗέϭ;3#&amp;γΗΎέ;3#&amp;΍ϟϣΣΩϭΩΓ;3#&amp;γΟϝ;3#&amp;ΗΟΎέρ;3#&amp;έϗϡ;3#&amp;˹̂˽̀˹˹˹˼˹˽;3#&amp;;3#&amp;ˬ;3#&amp;Σέέ**</w:t>
+        <w:t>**έέΣ&amp;#3;ˬ&amp;#3;&amp;#3;˽˹˼˹˹˹̀˽̂˹&amp;#3;ϡϗέ&amp;#3;ρέΎΟΗ&amp;#3;ϝΟγ&amp;#3;ΓΩϭΩΣϣϟ΍&amp;#3;έΎΗγ&amp;#3;ϭέΗΑ&amp;#3;Δϛέη&amp;#3;ςΎ&amp;#3;ϙϳέη&amp;#3;ϪΗΫλΑ&amp;#3;ςϧϳί&amp;#3;αΎΑϋ&amp;#3;ΩϣΣ΍&amp;#3;&amp;#3;ϥϣ&amp;#3;Ω΋Ύόϟ΍&amp;#3;ΙέΣ΍**</w:t>
       </w:r>
     </w:p>
     <w:p>
@@ -1748,7 +1748,7 @@
           <w:b w:val="0"/>
           <w:i w:val="0"/>
         </w:rPr>
-        <w:t>**ΑΗΎέϳΦ;3#&amp;˿˺;18#&amp;˺˺;18#&amp;˽˽˽˺;3#&amp;ϫ˰;3#&amp;ϭλϠκ;3#&amp;ௌ;3#&amp;ϭγϠϡ;3#&amp;ϋϠκ;3#&amp;ϧΑϳϧΎ;3#&amp;ϣΣϣΩ;3#&amp;ϭ΁ϟϪ;3#&amp;ϭλΣΑϪ;3#&amp;΃Οϣόϳϥ**</w:t>
+        <w:t>**ϥϳόϣΟ΃&amp;#3;ϪΑΣλϭ&amp;#3;Ϫϟ΁ϭ&amp;#3;ΩϣΣϣ&amp;#3;ΎϧϳΑϧ&amp;#3;κϠϋ&amp;#3;ϡϠγϭ&amp;#3;ௌ&amp;#3;κϠλϭ&amp;#3;˰ϫ&amp;#3;˺˽˽˽&amp;#18;˺˺&amp;#18;˺˿&amp;#3;ΦϳέΎΗΑ**</w:t>
       </w:r>
     </w:p>
     <w:p>
@@ -1761,7 +1761,7 @@
           <w:b w:val="0"/>
           <w:i w:val="0"/>
         </w:rPr>
-        <w:t>: www.moj.gov.sa : .</w:t>
+        <w:t>. : www.moj.gov.sa :</w:t>
       </w:r>
     </w:p>
     <w:p>
@@ -1774,7 +1774,7 @@
           <w:b w:val="0"/>
           <w:i w:val="0"/>
         </w:rPr>
-        <w:t>**΍ϟΗΎέϳ˰˰˰˰˰˰˰˰˰˰˰Φ**</w:t>
+        <w:t>**Φ˰˰˰˰˰˰˰˰˰˰˰ϳέΎΗϟ΍**</w:t>
       </w:r>
     </w:p>
     <w:p>
@@ -1787,7 +1787,7 @@
           <w:b w:val="0"/>
           <w:i w:val="0"/>
         </w:rPr>
-        <w:t>**ϭϛ˰Ύϟ˰˰Δ**</w:t>
+        <w:t>**Δ˰˰ϟΎ˰ϛϭ**</w:t>
       </w:r>
     </w:p>
     <w:p>
@@ -1800,7 +1800,7 @@
           <w:b w:val="0"/>
           <w:i w:val="0"/>
         </w:rPr>
-        <w:t>̩̤;18#&amp;̤̤;18#&amp;̧̧̧̤;3#&amp;̽ͭ</w:t>
+        <w:t>ͭ̽&amp;#3;̧̧̧̤&amp;#18;̤̤&amp;#18;̤̩</w:t>
       </w:r>
     </w:p>
     <w:p>
@@ -1813,7 +1813,7 @@
           <w:b w:val="0"/>
           <w:i w:val="0"/>
         </w:rPr>
-        <w:t>**έϗ˰ϡ;3#&amp;΍ϟϭϛ˰Ύϟ˰˰Δ**</w:t>
+        <w:t>**Δ˰˰ϟΎ˰ϛϭϟ΍&amp;#3;ϡ˰ϗέ**</w:t>
       </w:r>
     </w:p>
     <w:p>
@@ -1826,7 +1826,7 @@
           <w:b w:val="0"/>
           <w:i w:val="0"/>
         </w:rPr>
-        <w:t>̨̧̨̨̧̥̩̦ņ</w:t>
+        <w:t>ņ̧̨̨̧̨̦̩̥</w:t>
       </w:r>
     </w:p>
     <w:p>
@@ -1839,7 +1839,7 @@
           <w:b w:val="0"/>
           <w:i w:val="0"/>
         </w:rPr>
-        <w:t>**ΧΩϣΎΕ;3#&amp;΍ϟϭϛΎϻΕ;3#&amp;΍ΣϟϛΗέϭϧϳΔ**</w:t>
+        <w:t>**ΔϳϧϭέΗϛϟΣ΍&amp;#3;ΕϻΎϛϭϟ΍&amp;#3;ΕΎϣΩΧ**</w:t>
       </w:r>
     </w:p>
     <w:p>
@@ -1852,7 +1852,7 @@
           <w:b w:val="0"/>
           <w:i w:val="0"/>
         </w:rPr>
-        <w:t>**ΗΎέϳΦ;3#&amp;΍ϻϧΗϬΎ˯** ̩̤;18#&amp;̨̣;18#&amp;̨̧̧̤;3#&amp;̽ͭ</w:t>
+        <w:t>ͭ̽&amp;#3;̧̧̨̤&amp;#18;̨̣&amp;#18;̤̩ **˯ΎϬΗϧϻ΍&amp;#3;ΦϳέΎΗ**</w:t>
       </w:r>
     </w:p>
     <w:p>
@@ -1865,7 +1865,7 @@
           <w:b w:val="0"/>
           <w:i w:val="0"/>
         </w:rPr>
-        <w:t>̵̢̜̿;3#&amp;̷ͣͲ;3#&amp;̤;3#&amp;̻ͳ;3#&amp;̤</w:t>
+        <w:t>̤&amp;#3;ͳ̻&amp;#3;̤&amp;#3;Ͳ̷ͣ&amp;#3;̵̢̜̿</w:t>
       </w:r>
     </w:p>
     <w:p>

--- a/zaini_case_audit_output/outputs/word/documents/070_لائحة المدعي بتفصيل مبلغ الحكم الابتدائي ـ 01-02-1445.docx
+++ b/zaini_case_audit_output/outputs/word/documents/070_لائحة المدعي بتفصيل مبلغ الحكم الابتدائي ـ 01-02-1445.docx
@@ -78,7 +78,7 @@
           <w:b w:val="0"/>
           <w:i w:val="0"/>
         </w:rPr>
-        <w:t>نيز سابع نب دمحا نب ھماسأ ينيز سابع نب دمحا نب ھماسأ</w:t>
+        <w:t>أسامھ بن احمد بن عباس زيني أسامھ بن احمد بن عباس زين</w:t>
       </w:r>
     </w:p>
     <w:p>
@@ -108,7 +108,7 @@
           <w:b w:val="0"/>
           <w:i w:val="0"/>
         </w:rPr>
-        <w:t>أسامھ بن احمد بن عبا</w:t>
+        <w:t>ابع نب دمحا نب ھماسأ</w:t>
       </w:r>
     </w:p>
     <w:p>
@@ -121,7 +121,7 @@
           <w:b w:val="0"/>
           <w:i w:val="0"/>
         </w:rPr>
-        <w:t>أسامھ بن احمد بن عبا</w:t>
+        <w:t>ابع نب دمحا نب ھماسأ</w:t>
       </w:r>
     </w:p>
     <w:p>
@@ -268,7 +268,7 @@
           <w:b w:val="0"/>
           <w:i w:val="0"/>
         </w:rPr>
-        <w:t>أسامھ بن احمد بن عبا</w:t>
+        <w:t>ابع نب دمحا نب ھماسأ</w:t>
       </w:r>
     </w:p>
     <w:p>
@@ -281,7 +281,7 @@
           <w:b w:val="0"/>
           <w:i w:val="0"/>
         </w:rPr>
-        <w:t>أسامھ بن احمد بن عبا</w:t>
+        <w:t>ابع نب دمحا نب ھماسأ</w:t>
       </w:r>
     </w:p>
     <w:p>
@@ -428,7 +428,7 @@
           <w:b w:val="0"/>
           <w:i w:val="0"/>
         </w:rPr>
-        <w:t>أسامھ بن احمد بن عبا</w:t>
+        <w:t>ابع نب دمحا نب ھماسأ</w:t>
       </w:r>
     </w:p>
     <w:p>
@@ -441,7 +441,7 @@
           <w:b w:val="0"/>
           <w:i w:val="0"/>
         </w:rPr>
-        <w:t>أسامھ بن احمد بن عبا</w:t>
+        <w:t>ابع نب دمحا نب ھماسأ</w:t>
       </w:r>
     </w:p>
     <w:p>
@@ -588,7 +588,7 @@
           <w:b w:val="0"/>
           <w:i w:val="0"/>
         </w:rPr>
-        <w:t>أسامھ بن احمد بن عبا</w:t>
+        <w:t>ابع نب دمحا نب ھماسأ</w:t>
       </w:r>
     </w:p>
     <w:p>
@@ -601,7 +601,7 @@
           <w:b w:val="0"/>
           <w:i w:val="0"/>
         </w:rPr>
-        <w:t>أسامھ بن احمد بن عبا</w:t>
+        <w:t>ابع نب دمحا نب ھماسأ</w:t>
       </w:r>
     </w:p>
     <w:p>
@@ -748,7 +748,7 @@
           <w:b w:val="0"/>
           <w:i w:val="0"/>
         </w:rPr>
-        <w:t>أسامھ بن احمد بن عبا</w:t>
+        <w:t>ابع نب دمحا نب ھماسأ</w:t>
       </w:r>
     </w:p>
     <w:p>
@@ -761,7 +761,7 @@
           <w:b w:val="0"/>
           <w:i w:val="0"/>
         </w:rPr>
-        <w:t>أسامھ بن احمد بن عبا</w:t>
+        <w:t>ابع نب دمحا نب ھماسأ</w:t>
       </w:r>
     </w:p>
     <w:p>
@@ -908,7 +908,7 @@
           <w:b w:val="0"/>
           <w:i w:val="0"/>
         </w:rPr>
-        <w:t>أسامھ بن احمد بن عبا</w:t>
+        <w:t>ابع نب دمحا نب ھماسأ</w:t>
       </w:r>
     </w:p>
     <w:p>
@@ -921,7 +921,7 @@
           <w:b w:val="0"/>
           <w:i w:val="0"/>
         </w:rPr>
-        <w:t>أسامھ بن احمد بن عبا</w:t>
+        <w:t>ابع نب دمحا نب ھماسأ</w:t>
       </w:r>
     </w:p>
     <w:p>
@@ -1380,7 +1380,7 @@
           <w:b w:val="0"/>
           <w:i w:val="0"/>
         </w:rPr>
-        <w:t>أسامھ بن احمد بن عبا</w:t>
+        <w:t>ابع نب دمحا نب ھماسأ</w:t>
       </w:r>
     </w:p>
     <w:p>
@@ -1393,7 +1393,7 @@
           <w:b w:val="0"/>
           <w:i w:val="0"/>
         </w:rPr>
-        <w:t>أسامھ بن احمد بن عبا</w:t>
+        <w:t>ابع نب دمحا نب ھماسأ</w:t>
       </w:r>
     </w:p>
     <w:p>
@@ -1878,7 +1878,7 @@
           <w:b w:val="0"/>
           <w:i w:val="0"/>
         </w:rPr>
-        <w:t>أسامھ بن احمد بن عبا</w:t>
+        <w:t>ابع نب دمحا نب ھماسأ</w:t>
       </w:r>
     </w:p>
     <w:p>
@@ -1891,7 +1891,7 @@
           <w:b w:val="0"/>
           <w:i w:val="0"/>
         </w:rPr>
-        <w:t>أسامھ بن احمد بن عبا</w:t>
+        <w:t>ابع نب دمحا نب ھماسأ</w:t>
       </w:r>
     </w:p>
     <w:p>

--- a/zaini_case_audit_output/outputs/word/documents/070_لائحة المدعي بتفصيل مبلغ الحكم الابتدائي ـ 01-02-1445.docx
+++ b/zaini_case_audit_output/outputs/word/documents/070_لائحة المدعي بتفصيل مبلغ الحكم الابتدائي ـ 01-02-1445.docx
@@ -70,14 +70,13 @@
     <w:p/>
     <w:p>
       <w:pPr>
+        <w:pStyle w:val="Heading2"/>
         <w:jc w:val="right"/>
         <w:bidi/>
       </w:pPr>
       <w:r>
-        <w:rPr>
-          <w:b w:val="0"/>
-          <w:i w:val="0"/>
-        </w:rPr>
+        <w:t>[نص الضبط / الحكم — المتن الفعلي] ===</w:t>
+        <w:br/>
         <w:t>أسامھ بن احمد بن عباس زيني أسامھ بن احمد بن عباس زين</w:t>
       </w:r>
     </w:p>
@@ -1125,27 +1124,25 @@
     </w:p>
     <w:p>
       <w:pPr>
+        <w:pStyle w:val="Heading2"/>
         <w:jc w:val="right"/>
         <w:bidi/>
       </w:pPr>
       <w:r>
-        <w:rPr>
-          <w:b w:val="0"/>
-          <w:i w:val="0"/>
-        </w:rPr>
+        <w:t>[ترويسة / كليشة وزارة العدل — معلومات رسمية متكررة] ===</w:t>
+        <w:br/>
         <w:t>**ΎϬϳϠϋ&amp;#3;Ωέϟ΍ϭ&amp;#3;ϯϭΎϋΩϟ΍&amp;#3;ωΎϣγ&amp;#3;&amp;#16;&amp;#3;ΔόΎ΍Ωϣϟ΍&amp;#3;ϭ&amp;#3;ΔόΎ΍έϣϟ΍&amp;#3;&amp;#16;&amp;#3;ϯϭΎϋΩϟ΍&amp;#3;ΔϣΎϗ·ϭ&amp;#3;ΔΑϟΎρϣϟ΍&amp;#3;ςΎ&amp;#3;ϙϟΫϭ&amp;#3;\&gt;ϡϛΎΣϣϟ΍ϭ&amp;#3;ΕΎΑϟΎρϣϟ΍@&amp;#3;ιΧϳ&amp;#3;ΎϣϳΎ**</w:t>
       </w:r>
     </w:p>
     <w:p>
       <w:pPr>
+        <w:pStyle w:val="Heading2"/>
         <w:jc w:val="right"/>
         <w:bidi/>
       </w:pPr>
       <w:r>
-        <w:rPr>
-          <w:b w:val="0"/>
-          <w:i w:val="0"/>
-        </w:rPr>
+        <w:t>[نص الضبط / الحكم — المتن الفعلي] ===</w:t>
+        <w:br/>
         <w:t>**ΡέΟϟ΍ϭ&amp;#3;ΔΑΎΟΣ΍&amp;#3;&amp;#16;&amp;#3;ΎϬϳΎ&amp;#3;ϥόρϟ΍ϭ&amp;#3;ΕΎϧϳΑϟ΍ϭ&amp;#3;ΩϭϬηϟ΍&amp;#3;έΎοΣ·&amp;#3;&amp;#16;&amp;#3;Ϫϧϋ&amp;#3;ωΎϧΗϣϻ΍ϭ&amp;#3;ϩΩέϭ&amp;#3;ϥϳϣϳϟ΍&amp;#3;ΏϠρ&amp;#3;&amp;#16;&amp;#3;΢Ϡλϟ΍&amp;#3;&amp;#16;&amp;#3;έΎϛϧΣ΍&amp;#3;&amp;#16;&amp;#3;έ΍έϗΣ΍**</w:t>
       </w:r>
     </w:p>
@@ -1255,27 +1252,25 @@
     </w:p>
     <w:p>
       <w:pPr>
+        <w:pStyle w:val="Heading2"/>
         <w:jc w:val="right"/>
         <w:bidi/>
       </w:pPr>
       <w:r>
-        <w:rPr>
-          <w:b w:val="0"/>
-          <w:i w:val="0"/>
-        </w:rPr>
+        <w:t>[ترويسة / كليشة وزارة العدل — معلومات رسمية متكررة] ===</w:t>
+        <w:br/>
         <w:t>. : www.moj.gov.sa :</w:t>
       </w:r>
     </w:p>
     <w:p>
       <w:pPr>
+        <w:pStyle w:val="Heading2"/>
         <w:jc w:val="right"/>
         <w:bidi/>
       </w:pPr>
       <w:r>
-        <w:rPr>
-          <w:b w:val="0"/>
-          <w:i w:val="0"/>
-        </w:rPr>
+        <w:t>[نص الضبط / الحكم — المتن الفعلي] ===</w:t>
+        <w:br/>
         <w:t>**Φ˰˰˰˰˰˰˰˰˰˰˰ϳέΎΗϟ΍**</w:t>
       </w:r>
     </w:p>
@@ -1623,27 +1618,25 @@
     </w:p>
     <w:p>
       <w:pPr>
+        <w:pStyle w:val="Heading2"/>
         <w:jc w:val="right"/>
         <w:bidi/>
       </w:pPr>
       <w:r>
-        <w:rPr>
-          <w:b w:val="0"/>
-          <w:i w:val="0"/>
-        </w:rPr>
+        <w:t>[ترويسة / كليشة وزارة العدل — معلومات رسمية متكررة] ===</w:t>
+        <w:br/>
         <w:t>**ΎϬϳϠϋ&amp;#3;Ωέϟ΍ϭ&amp;#3;ϯϭΎϋΩϟ΍&amp;#3;ωΎϣγ&amp;#3;&amp;#16;&amp;#3;ΔόΎ΍Ωϣϟ΍&amp;#3;ϭ&amp;#3;ΔόΎ΍έϣϟ΍&amp;#3;&amp;#16;&amp;#3;ϯϭΎϋΩϟ΍&amp;#3;ΔϣΎϗ·ϭ&amp;#3;ΔΑϟΎρϣϟ΍&amp;#3;ςΎ&amp;#3;ϙϟΫϭ&amp;#3;\&gt;ϡϛΎΣϣϟ΍ϭ&amp;#3;ΕΎΑϟΎρϣϟ΍@&amp;#3;ιΧϳ&amp;#3;ΎϣϳΎ**</w:t>
       </w:r>
     </w:p>
     <w:p>
       <w:pPr>
+        <w:pStyle w:val="Heading2"/>
         <w:jc w:val="right"/>
         <w:bidi/>
       </w:pPr>
       <w:r>
-        <w:rPr>
-          <w:b w:val="0"/>
-          <w:i w:val="0"/>
-        </w:rPr>
+        <w:t>[نص الضبط / الحكم — المتن الفعلي] ===</w:t>
+        <w:br/>
         <w:t>**έϳϭίΗϟΎΑ&amp;#3;ϥόρϟ΍&amp;#3;&amp;#16;&amp;#3;ϝϳΩόΗϟ΍ϭ&amp;#3;ΡέΟϟ΍ϭ&amp;#3;ΔΑΎΟΣ΍&amp;#3;&amp;#16;&amp;#3;ΎϬϳΎ&amp;#3;ϥόρϟ΍ϭ&amp;#3;ΕΎϧϳΑϟ΍ϭ&amp;#3;ΩϭϬηϟ΍&amp;#3;έΎοΣ·&amp;#3;&amp;#16;&amp;#3;Ϫϧϋ&amp;#3;ωΎϧΗϣϻ΍ϭ&amp;#3;ϩΩέϭ&amp;#3;ϥϳϣϳϟ΍&amp;#3;ΏϠρ&amp;#3;&amp;#16;&amp;#3;έΎϛϧΣ΍**</w:t>
       </w:r>
     </w:p>
@@ -1753,27 +1746,25 @@
     </w:p>
     <w:p>
       <w:pPr>
+        <w:pStyle w:val="Heading2"/>
         <w:jc w:val="right"/>
         <w:bidi/>
       </w:pPr>
       <w:r>
-        <w:rPr>
-          <w:b w:val="0"/>
-          <w:i w:val="0"/>
-        </w:rPr>
+        <w:t>[ترويسة / كليشة وزارة العدل — معلومات رسمية متكررة] ===</w:t>
+        <w:br/>
         <w:t>. : www.moj.gov.sa :</w:t>
       </w:r>
     </w:p>
     <w:p>
       <w:pPr>
+        <w:pStyle w:val="Heading2"/>
         <w:jc w:val="right"/>
         <w:bidi/>
       </w:pPr>
       <w:r>
-        <w:rPr>
-          <w:b w:val="0"/>
-          <w:i w:val="0"/>
-        </w:rPr>
+        <w:t>[نص الضبط / الحكم — المتن الفعلي] ===</w:t>
+        <w:br/>
         <w:t>**Φ˰˰˰˰˰˰˰˰˰˰˰ϳέΎΗϟ΍**</w:t>
       </w:r>
     </w:p>

--- a/zaini_case_audit_output/outputs/word/documents/070_لائحة المدعي بتفصيل مبلغ الحكم الابتدائي ـ 01-02-1445.docx
+++ b/zaini_case_audit_output/outputs/word/documents/070_لائحة المدعي بتفصيل مبلغ الحكم الابتدائي ـ 01-02-1445.docx
@@ -75,7 +75,7 @@
         <w:bidi/>
       </w:pPr>
       <w:r>
-        <w:t>[نص الضبط / الحكم — المتن الفعلي] ===</w:t>
+        <w:t>[المتن الفعلي: الوقائع / الأسباب / المنطوق] ===</w:t>
         <w:br/>
         <w:t>أسامھ بن احمد بن عباس زيني أسامھ بن احمد بن عباس زين</w:t>
       </w:r>
@@ -1129,7 +1129,7 @@
         <w:bidi/>
       </w:pPr>
       <w:r>
-        <w:t>[ترويسة / كليشة وزارة العدل — معلومات رسمية متكررة] ===</w:t>
+        <w:t>[ترويسة / كليشة رسمية — معلومات متكررة] ===</w:t>
         <w:br/>
         <w:t>**ΎϬϳϠϋ&amp;#3;Ωέϟ΍ϭ&amp;#3;ϯϭΎϋΩϟ΍&amp;#3;ωΎϣγ&amp;#3;&amp;#16;&amp;#3;ΔόΎ΍Ωϣϟ΍&amp;#3;ϭ&amp;#3;ΔόΎ΍έϣϟ΍&amp;#3;&amp;#16;&amp;#3;ϯϭΎϋΩϟ΍&amp;#3;ΔϣΎϗ·ϭ&amp;#3;ΔΑϟΎρϣϟ΍&amp;#3;ςΎ&amp;#3;ϙϟΫϭ&amp;#3;\&gt;ϡϛΎΣϣϟ΍ϭ&amp;#3;ΕΎΑϟΎρϣϟ΍@&amp;#3;ιΧϳ&amp;#3;ΎϣϳΎ**</w:t>
       </w:r>
@@ -1141,7 +1141,7 @@
         <w:bidi/>
       </w:pPr>
       <w:r>
-        <w:t>[نص الضبط / الحكم — المتن الفعلي] ===</w:t>
+        <w:t>[المتن الفعلي: الوقائع / الأسباب / المنطوق] ===</w:t>
         <w:br/>
         <w:t>**ΡέΟϟ΍ϭ&amp;#3;ΔΑΎΟΣ΍&amp;#3;&amp;#16;&amp;#3;ΎϬϳΎ&amp;#3;ϥόρϟ΍ϭ&amp;#3;ΕΎϧϳΑϟ΍ϭ&amp;#3;ΩϭϬηϟ΍&amp;#3;έΎοΣ·&amp;#3;&amp;#16;&amp;#3;Ϫϧϋ&amp;#3;ωΎϧΗϣϻ΍ϭ&amp;#3;ϩΩέϭ&amp;#3;ϥϳϣϳϟ΍&amp;#3;ΏϠρ&amp;#3;&amp;#16;&amp;#3;΢Ϡλϟ΍&amp;#3;&amp;#16;&amp;#3;έΎϛϧΣ΍&amp;#3;&amp;#16;&amp;#3;έ΍έϗΣ΍**</w:t>
       </w:r>
@@ -1257,7 +1257,7 @@
         <w:bidi/>
       </w:pPr>
       <w:r>
-        <w:t>[ترويسة / كليشة وزارة العدل — معلومات رسمية متكررة] ===</w:t>
+        <w:t>[ترويسة / كليشة رسمية — معلومات متكررة] ===</w:t>
         <w:br/>
         <w:t>. : www.moj.gov.sa :</w:t>
       </w:r>
@@ -1269,7 +1269,7 @@
         <w:bidi/>
       </w:pPr>
       <w:r>
-        <w:t>[نص الضبط / الحكم — المتن الفعلي] ===</w:t>
+        <w:t>[المتن الفعلي: الوقائع / الأسباب / المنطوق] ===</w:t>
         <w:br/>
         <w:t>**Φ˰˰˰˰˰˰˰˰˰˰˰ϳέΎΗϟ΍**</w:t>
       </w:r>
@@ -1623,7 +1623,7 @@
         <w:bidi/>
       </w:pPr>
       <w:r>
-        <w:t>[ترويسة / كليشة وزارة العدل — معلومات رسمية متكررة] ===</w:t>
+        <w:t>[ترويسة / كليشة رسمية — معلومات متكررة] ===</w:t>
         <w:br/>
         <w:t>**ΎϬϳϠϋ&amp;#3;Ωέϟ΍ϭ&amp;#3;ϯϭΎϋΩϟ΍&amp;#3;ωΎϣγ&amp;#3;&amp;#16;&amp;#3;ΔόΎ΍Ωϣϟ΍&amp;#3;ϭ&amp;#3;ΔόΎ΍έϣϟ΍&amp;#3;&amp;#16;&amp;#3;ϯϭΎϋΩϟ΍&amp;#3;ΔϣΎϗ·ϭ&amp;#3;ΔΑϟΎρϣϟ΍&amp;#3;ςΎ&amp;#3;ϙϟΫϭ&amp;#3;\&gt;ϡϛΎΣϣϟ΍ϭ&amp;#3;ΕΎΑϟΎρϣϟ΍@&amp;#3;ιΧϳ&amp;#3;ΎϣϳΎ**</w:t>
       </w:r>
@@ -1635,7 +1635,7 @@
         <w:bidi/>
       </w:pPr>
       <w:r>
-        <w:t>[نص الضبط / الحكم — المتن الفعلي] ===</w:t>
+        <w:t>[المتن الفعلي: الوقائع / الأسباب / المنطوق] ===</w:t>
         <w:br/>
         <w:t>**έϳϭίΗϟΎΑ&amp;#3;ϥόρϟ΍&amp;#3;&amp;#16;&amp;#3;ϝϳΩόΗϟ΍ϭ&amp;#3;ΡέΟϟ΍ϭ&amp;#3;ΔΑΎΟΣ΍&amp;#3;&amp;#16;&amp;#3;ΎϬϳΎ&amp;#3;ϥόρϟ΍ϭ&amp;#3;ΕΎϧϳΑϟ΍ϭ&amp;#3;ΩϭϬηϟ΍&amp;#3;έΎοΣ·&amp;#3;&amp;#16;&amp;#3;Ϫϧϋ&amp;#3;ωΎϧΗϣϻ΍ϭ&amp;#3;ϩΩέϭ&amp;#3;ϥϳϣϳϟ΍&amp;#3;ΏϠρ&amp;#3;&amp;#16;&amp;#3;έΎϛϧΣ΍**</w:t>
       </w:r>
@@ -1751,7 +1751,7 @@
         <w:bidi/>
       </w:pPr>
       <w:r>
-        <w:t>[ترويسة / كليشة وزارة العدل — معلومات رسمية متكررة] ===</w:t>
+        <w:t>[ترويسة / كليشة رسمية — معلومات متكررة] ===</w:t>
         <w:br/>
         <w:t>. : www.moj.gov.sa :</w:t>
       </w:r>
@@ -1763,7 +1763,7 @@
         <w:bidi/>
       </w:pPr>
       <w:r>
-        <w:t>[نص الضبط / الحكم — المتن الفعلي] ===</w:t>
+        <w:t>[المتن الفعلي: الوقائع / الأسباب / المنطوق] ===</w:t>
         <w:br/>
         <w:t>**Φ˰˰˰˰˰˰˰˰˰˰˰ϳέΎΗϟ΍**</w:t>
       </w:r>

--- a/zaini_case_audit_output/outputs/word/documents/070_لائحة المدعي بتفصيل مبلغ الحكم الابتدائي ـ 01-02-1445.docx
+++ b/zaini_case_audit_output/outputs/word/documents/070_لائحة المدعي بتفصيل مبلغ الحكم الابتدائي ـ 01-02-1445.docx
@@ -107,7 +107,7 @@
           <w:b w:val="0"/>
           <w:i w:val="0"/>
         </w:rPr>
-        <w:t>ابع نب دمحا نب ھماسأ</w:t>
+        <w:t>أسامھ بن احمد بن عبا</w:t>
       </w:r>
     </w:p>
     <w:p>
@@ -120,7 +120,7 @@
           <w:b w:val="0"/>
           <w:i w:val="0"/>
         </w:rPr>
-        <w:t>ابع نب دمحا نب ھماسأ</w:t>
+        <w:t>أسامھ بن احمد بن عبا</w:t>
       </w:r>
     </w:p>
     <w:p>
@@ -267,7 +267,7 @@
           <w:b w:val="0"/>
           <w:i w:val="0"/>
         </w:rPr>
-        <w:t>ابع نب دمحا نب ھماسأ</w:t>
+        <w:t>أسامھ بن احمد بن عبا</w:t>
       </w:r>
     </w:p>
     <w:p>
@@ -280,7 +280,7 @@
           <w:b w:val="0"/>
           <w:i w:val="0"/>
         </w:rPr>
-        <w:t>ابع نب دمحا نب ھماسأ</w:t>
+        <w:t>أسامھ بن احمد بن عبا</w:t>
       </w:r>
     </w:p>
     <w:p>
@@ -427,7 +427,7 @@
           <w:b w:val="0"/>
           <w:i w:val="0"/>
         </w:rPr>
-        <w:t>ابع نب دمحا نب ھماسأ</w:t>
+        <w:t>أسامھ بن احمد بن عبا</w:t>
       </w:r>
     </w:p>
     <w:p>
@@ -440,7 +440,7 @@
           <w:b w:val="0"/>
           <w:i w:val="0"/>
         </w:rPr>
-        <w:t>ابع نب دمحا نب ھماسأ</w:t>
+        <w:t>أسامھ بن احمد بن عبا</w:t>
       </w:r>
     </w:p>
     <w:p>
@@ -587,7 +587,7 @@
           <w:b w:val="0"/>
           <w:i w:val="0"/>
         </w:rPr>
-        <w:t>ابع نب دمحا نب ھماسأ</w:t>
+        <w:t>أسامھ بن احمد بن عبا</w:t>
       </w:r>
     </w:p>
     <w:p>
@@ -600,7 +600,7 @@
           <w:b w:val="0"/>
           <w:i w:val="0"/>
         </w:rPr>
-        <w:t>ابع نب دمحا نب ھماسأ</w:t>
+        <w:t>أسامھ بن احمد بن عبا</w:t>
       </w:r>
     </w:p>
     <w:p>
@@ -747,7 +747,7 @@
           <w:b w:val="0"/>
           <w:i w:val="0"/>
         </w:rPr>
-        <w:t>ابع نب دمحا نب ھماسأ</w:t>
+        <w:t>أسامھ بن احمد بن عبا</w:t>
       </w:r>
     </w:p>
     <w:p>
@@ -760,7 +760,7 @@
           <w:b w:val="0"/>
           <w:i w:val="0"/>
         </w:rPr>
-        <w:t>ابع نب دمحا نب ھماسأ</w:t>
+        <w:t>أسامھ بن احمد بن عبا</w:t>
       </w:r>
     </w:p>
     <w:p>
@@ -907,7 +907,7 @@
           <w:b w:val="0"/>
           <w:i w:val="0"/>
         </w:rPr>
-        <w:t>ابع نب دمحا نب ھماسأ</w:t>
+        <w:t>أسامھ بن احمد بن عبا</w:t>
       </w:r>
     </w:p>
     <w:p>
@@ -920,7 +920,7 @@
           <w:b w:val="0"/>
           <w:i w:val="0"/>
         </w:rPr>
-        <w:t>ابع نب دمحا نب ھماسأ</w:t>
+        <w:t>أسامھ بن احمد بن عبا</w:t>
       </w:r>
     </w:p>
     <w:p>
@@ -1375,7 +1375,7 @@
           <w:b w:val="0"/>
           <w:i w:val="0"/>
         </w:rPr>
-        <w:t>ابع نب دمحا نب ھماسأ</w:t>
+        <w:t>أسامھ بن احمد بن عبا</w:t>
       </w:r>
     </w:p>
     <w:p>
@@ -1388,7 +1388,7 @@
           <w:b w:val="0"/>
           <w:i w:val="0"/>
         </w:rPr>
-        <w:t>ابع نب دمحا نب ھماسأ</w:t>
+        <w:t>أسامھ بن احمد بن عبا</w:t>
       </w:r>
     </w:p>
     <w:p>
@@ -1869,7 +1869,7 @@
           <w:b w:val="0"/>
           <w:i w:val="0"/>
         </w:rPr>
-        <w:t>ابع نب دمحا نب ھماسأ</w:t>
+        <w:t>أسامھ بن احمد بن عبا</w:t>
       </w:r>
     </w:p>
     <w:p>
@@ -1882,7 +1882,7 @@
           <w:b w:val="0"/>
           <w:i w:val="0"/>
         </w:rPr>
-        <w:t>ابع نب دمحا نب ھماسأ</w:t>
+        <w:t>أسامھ بن احمد بن عبا</w:t>
       </w:r>
     </w:p>
     <w:p>
